--- a/assets/docs/cost-grant-applications-templates/VNS-application-template.docx
+++ b/assets/docs/cost-grant-applications-templates/VNS-application-template.docx
@@ -1,6 +1,6 @@
 
 <file path=word/document.xml><?xml version="1.0" encoding="utf-8"?>
-<w:document xmlns:wpc="http://schemas.microsoft.com/office/word/2010/wordprocessingCanvas" xmlns:cx="http://schemas.microsoft.com/office/drawing/2014/chartex" xmlns:cx1="http://schemas.microsoft.com/office/drawing/2015/9/8/chartex" xmlns:cx2="http://schemas.microsoft.com/office/drawing/2015/10/21/chartex" xmlns:cx3="http://schemas.microsoft.com/office/drawing/2016/5/9/chartex" xmlns:cx4="http://schemas.microsoft.com/office/drawing/2016/5/10/chartex" xmlns:cx5="http://schemas.microsoft.com/office/drawing/2016/5/11/chartex" xmlns:cx6="http://schemas.microsoft.com/office/drawing/2016/5/12/chartex" xmlns:cx7="http://schemas.microsoft.com/office/drawing/2016/5/13/chartex" xmlns:cx8="http://schemas.microsoft.com/office/drawing/2016/5/14/chartex" xmlns:mc="http://schemas.openxmlformats.org/markup-compatibility/2006" xmlns:aink="http://schemas.microsoft.com/office/drawing/2016/ink" xmlns:am3d="http://schemas.microsoft.com/office/drawing/2017/model3d" xmlns:o="urn:schemas-microsoft-com:office:office" xmlns:r="http://schemas.openxmlformats.org/officeDocument/2006/relationships" xmlns:m="http://schemas.openxmlformats.org/officeDocument/2006/math" xmlns:v="urn:schemas-microsoft-com:vml" xmlns:wp14="http://schemas.microsoft.com/office/word/2010/wordprocessingDrawing" xmlns:wp="http://schemas.openxmlformats.org/drawingml/2006/wordprocessingDrawing" xmlns:w10="urn:schemas-microsoft-com:office:word" xmlns:w="http://schemas.openxmlformats.org/wordprocessingml/2006/main" xmlns:w14="http://schemas.microsoft.com/office/word/2010/wordml" xmlns:w15="http://schemas.microsoft.com/office/word/2012/wordml" xmlns:w16cex="http://schemas.microsoft.com/office/word/2018/wordml/cex" xmlns:w16cid="http://schemas.microsoft.com/office/word/2016/wordml/cid" xmlns:w16="http://schemas.microsoft.com/office/word/2018/wordml" xmlns:w16sdtdh="http://schemas.microsoft.com/office/word/2020/wordml/sdtdatahash" xmlns:w16se="http://schemas.microsoft.com/office/word/2015/wordml/symex" xmlns:wpg="http://schemas.microsoft.com/office/word/2010/wordprocessingGroup" xmlns:wpi="http://schemas.microsoft.com/office/word/2010/wordprocessingInk" xmlns:wne="http://schemas.microsoft.com/office/word/2006/wordml" xmlns:wps="http://schemas.microsoft.com/office/word/2010/wordprocessingShape" mc:Ignorable="w14 w15 w16se w16cid w16 w16cex w16sdtdh wp14">
+<w:document xmlns:wpc="http://schemas.microsoft.com/office/word/2010/wordprocessingCanvas" xmlns:cx="http://schemas.microsoft.com/office/drawing/2014/chartex" xmlns:cx1="http://schemas.microsoft.com/office/drawing/2015/9/8/chartex" xmlns:cx2="http://schemas.microsoft.com/office/drawing/2015/10/21/chartex" xmlns:cx3="http://schemas.microsoft.com/office/drawing/2016/5/9/chartex" xmlns:cx4="http://schemas.microsoft.com/office/drawing/2016/5/10/chartex" xmlns:cx5="http://schemas.microsoft.com/office/drawing/2016/5/11/chartex" xmlns:cx6="http://schemas.microsoft.com/office/drawing/2016/5/12/chartex" xmlns:cx7="http://schemas.microsoft.com/office/drawing/2016/5/13/chartex" xmlns:cx8="http://schemas.microsoft.com/office/drawing/2016/5/14/chartex" xmlns:mc="http://schemas.openxmlformats.org/markup-compatibility/2006" xmlns:aink="http://schemas.microsoft.com/office/drawing/2016/ink" xmlns:am3d="http://schemas.microsoft.com/office/drawing/2017/model3d" xmlns:o="urn:schemas-microsoft-com:office:office" xmlns:oel="http://schemas.microsoft.com/office/2019/extlst" xmlns:r="http://schemas.openxmlformats.org/officeDocument/2006/relationships" xmlns:m="http://schemas.openxmlformats.org/officeDocument/2006/math" xmlns:v="urn:schemas-microsoft-com:vml" xmlns:wp14="http://schemas.microsoft.com/office/word/2010/wordprocessingDrawing" xmlns:wp="http://schemas.openxmlformats.org/drawingml/2006/wordprocessingDrawing" xmlns:w10="urn:schemas-microsoft-com:office:word" xmlns:w="http://schemas.openxmlformats.org/wordprocessingml/2006/main" xmlns:w14="http://schemas.microsoft.com/office/word/2010/wordml" xmlns:w15="http://schemas.microsoft.com/office/word/2012/wordml" xmlns:w16cex="http://schemas.microsoft.com/office/word/2018/wordml/cex" xmlns:w16cid="http://schemas.microsoft.com/office/word/2016/wordml/cid" xmlns:w16="http://schemas.microsoft.com/office/word/2018/wordml" xmlns:w16du="http://schemas.microsoft.com/office/word/2023/wordml/word16du" xmlns:w16sdtdh="http://schemas.microsoft.com/office/word/2020/wordml/sdtdatahash" xmlns:w16sdtfl="http://schemas.microsoft.com/office/word/2024/wordml/sdtformatlock" xmlns:w16se="http://schemas.microsoft.com/office/word/2015/wordml/symex" xmlns:wpg="http://schemas.microsoft.com/office/word/2010/wordprocessingGroup" xmlns:wpi="http://schemas.microsoft.com/office/word/2010/wordprocessingInk" xmlns:wne="http://schemas.microsoft.com/office/word/2006/wordml" xmlns:wps="http://schemas.microsoft.com/office/word/2010/wordprocessingShape" mc:Ignorable="w14 w15 w16se w16cid w16 w16cex w16sdtdh w16sdtfl w16du wp14">
   <w:body>
     <w:p>
       <w:pPr>
@@ -739,111 +739,230 @@
             <w:tcW w:w="9280" w:type="dxa"/>
             <w:tcBorders>
               <w:top w:val="nil"/>
+              <w:bottom w:val="nil"/>
+            </w:tcBorders>
+          </w:tcPr>
+          <w:p>
+            <w:pPr>
+              <w:spacing w:before="120" w:after="120"/>
+              <w:rPr>
+                <w:rFonts w:ascii="ArialMT" w:hAnsi="ArialMT" w:cs="ArialMT"/>
+                <w:color w:val="656966"/>
+              </w:rPr>
+            </w:pPr>
+            <w:r>
+              <w:rPr>
+                <w:b/>
+                <w:sz w:val="22"/>
+                <w:u w:val="single"/>
+              </w:rPr>
+              <w:t>Plan of a</w:t>
+            </w:r>
+            <w:r>
+              <w:rPr>
+                <w:b/>
+                <w:sz w:val="22"/>
+                <w:u w:val="single"/>
+              </w:rPr>
+              <w:t xml:space="preserve">ctivities to be performed by the VNS grantee in support to the COST Action </w:t>
+            </w:r>
+          </w:p>
+          <w:p>
+            <w:pPr>
+              <w:spacing w:before="120" w:after="120"/>
+              <w:rPr>
+                <w:rFonts w:ascii="ArialMT" w:hAnsi="ArialMT" w:cs="ArialMT"/>
+                <w:color w:val="656966"/>
+              </w:rPr>
+            </w:pPr>
+            <w:r>
+              <w:rPr>
+                <w:rFonts w:ascii="ArialMT" w:hAnsi="ArialMT" w:cs="ArialMT"/>
+                <w:color w:val="656966"/>
+              </w:rPr>
+              <w:t>Description of the plan of activities to be carried out by the VNS grantee in support to the COST Action to develop capacity in virtual and hybrid collaboration and networking and to increase Action impact and reach.</w:t>
+            </w:r>
+          </w:p>
+          <w:p>
+            <w:pPr>
+              <w:spacing w:before="120" w:after="120"/>
+              <w:rPr>
+                <w:i/>
+                <w:iCs/>
+              </w:rPr>
+            </w:pPr>
+            <w:r>
+              <w:rPr>
+                <w:i/>
+                <w:iCs/>
+              </w:rPr>
+              <w:t xml:space="preserve">(max.500 words) </w:t>
+            </w:r>
+          </w:p>
+          <w:p>
+            <w:pPr>
+              <w:spacing w:before="120" w:after="120"/>
+              <w:rPr>
+                <w:shd w:val="clear" w:color="auto" w:fill="C5C5BD" w:themeFill="background2"/>
+              </w:rPr>
+            </w:pPr>
+            <w:r>
+              <w:rPr>
+                <w:shd w:val="clear" w:color="auto" w:fill="C5C5BD" w:themeFill="background2"/>
+              </w:rPr>
+              <w:t>Applicant</w:t>
+            </w:r>
+            <w:r>
+              <w:rPr>
+                <w:shd w:val="clear" w:color="auto" w:fill="C5C5BD" w:themeFill="background2"/>
+              </w:rPr>
+              <w:t xml:space="preserve"> enters </w:t>
+            </w:r>
+            <w:r>
+              <w:rPr>
+                <w:shd w:val="clear" w:color="auto" w:fill="C5C5BD" w:themeFill="background2"/>
+              </w:rPr>
+              <w:t xml:space="preserve">max. </w:t>
+            </w:r>
+            <w:proofErr w:type="gramStart"/>
+            <w:r>
+              <w:rPr>
+                <w:shd w:val="clear" w:color="auto" w:fill="C5C5BD" w:themeFill="background2"/>
+              </w:rPr>
+              <w:t>500</w:t>
+            </w:r>
+            <w:r>
+              <w:rPr>
+                <w:shd w:val="clear" w:color="auto" w:fill="C5C5BD" w:themeFill="background2"/>
+              </w:rPr>
+              <w:t xml:space="preserve"> word</w:t>
+            </w:r>
+            <w:proofErr w:type="gramEnd"/>
+            <w:r>
+              <w:rPr>
+                <w:shd w:val="clear" w:color="auto" w:fill="C5C5BD" w:themeFill="background2"/>
+              </w:rPr>
+              <w:t xml:space="preserve"> summary here.</w:t>
+            </w:r>
+          </w:p>
+        </w:tc>
+      </w:tr>
+      <w:tr>
+        <w:trPr>
+          <w:trHeight w:val="894"/>
+        </w:trPr>
+        <w:tc>
+          <w:tcPr>
+            <w:tcW w:w="9280" w:type="dxa"/>
+            <w:tcBorders>
+              <w:top w:val="nil"/>
               <w:bottom w:val="single" w:sz="4" w:space="0" w:color="auto"/>
             </w:tcBorders>
           </w:tcPr>
           <w:p>
             <w:pPr>
-              <w:spacing w:before="120" w:after="120"/>
-              <w:rPr>
-                <w:rFonts w:ascii="ArialMT" w:hAnsi="ArialMT" w:cs="ArialMT"/>
-                <w:color w:val="656966"/>
-              </w:rPr>
-            </w:pPr>
-            <w:r>
+              <w:spacing w:before="120"/>
               <w:rPr>
                 <w:b/>
                 <w:sz w:val="22"/>
+                <w:szCs w:val="22"/>
                 <w:u w:val="single"/>
               </w:rPr>
-              <w:t>Plan of a</w:t>
-            </w:r>
+            </w:pPr>
             <w:r>
               <w:rPr>
                 <w:b/>
                 <w:sz w:val="22"/>
+                <w:szCs w:val="22"/>
                 <w:u w:val="single"/>
               </w:rPr>
-              <w:t xml:space="preserve">ctivities to be performed by the VNS grantee in support to the COST Action </w:t>
+              <w:t>Justification of expenses</w:t>
+            </w:r>
+            <w:r>
+              <w:rPr>
+                <w:b/>
+                <w:sz w:val="22"/>
+                <w:szCs w:val="22"/>
+                <w:u w:val="single"/>
+              </w:rPr>
+              <w:t xml:space="preserve">. </w:t>
+            </w:r>
+          </w:p>
+          <w:p>
+            <w:pPr>
+              <w:spacing w:before="120"/>
+              <w:rPr>
+                <w:bCs/>
+                <w:sz w:val="22"/>
+                <w:szCs w:val="22"/>
+              </w:rPr>
+            </w:pPr>
+            <w:r>
+              <w:rPr>
+                <w:bCs/>
+                <w:sz w:val="22"/>
+                <w:szCs w:val="22"/>
+              </w:rPr>
+              <w:t>Please include a clear justification of the requested expenses</w:t>
+            </w:r>
+            <w:r>
+              <w:rPr>
+                <w:bCs/>
+                <w:sz w:val="22"/>
+                <w:szCs w:val="22"/>
+              </w:rPr>
+              <w:t xml:space="preserve"> </w:t>
+            </w:r>
+            <w:r>
+              <w:rPr>
+                <w:bCs/>
+                <w:sz w:val="22"/>
+                <w:szCs w:val="22"/>
+              </w:rPr>
+              <w:t>so that the Grant Reviewers can assess whether the proposed budget is reasonable and eligible</w:t>
             </w:r>
           </w:p>
           <w:p>
             <w:pPr>
               <w:spacing w:before="120" w:after="120"/>
               <w:rPr>
-                <w:rFonts w:ascii="ArialMT" w:hAnsi="ArialMT" w:cs="ArialMT"/>
-                <w:color w:val="656966"/>
+                <w:shd w:val="clear" w:color="auto" w:fill="C5C5BD" w:themeFill="background2"/>
               </w:rPr>
             </w:pPr>
             <w:r>
               <w:rPr>
-                <w:rFonts w:ascii="ArialMT" w:hAnsi="ArialMT" w:cs="ArialMT"/>
-                <w:color w:val="656966"/>
-              </w:rPr>
-              <w:t>Description of the plan of activities to be carried out by the VNS grantee in support to the COST Action to develop capacity in virtual and hybrid collaboration and networking and to increase Action impact and reach.</w:t>
+                <w:shd w:val="clear" w:color="auto" w:fill="C5C5BD" w:themeFill="background2"/>
+              </w:rPr>
+              <w:t>Applicant</w:t>
+            </w:r>
+            <w:r>
+              <w:rPr>
+                <w:shd w:val="clear" w:color="auto" w:fill="C5C5BD" w:themeFill="background2"/>
+              </w:rPr>
+              <w:t xml:space="preserve"> enters</w:t>
+            </w:r>
+            <w:r>
+              <w:rPr>
+                <w:shd w:val="clear" w:color="auto" w:fill="C5C5BD" w:themeFill="background2"/>
+              </w:rPr>
+              <w:t xml:space="preserve"> justification</w:t>
+            </w:r>
+            <w:r>
+              <w:rPr>
+                <w:shd w:val="clear" w:color="auto" w:fill="C5C5BD" w:themeFill="background2"/>
+              </w:rPr>
+              <w:t xml:space="preserve"> here.</w:t>
             </w:r>
           </w:p>
           <w:p>
             <w:pPr>
               <w:spacing w:before="120" w:after="120"/>
               <w:rPr>
-                <w:i/>
-                <w:iCs/>
+                <w:b/>
+                <w:sz w:val="22"/>
+                <w:u w:val="single"/>
               </w:rPr>
             </w:pPr>
-            <w:r>
-              <w:rPr>
-                <w:i/>
-                <w:iCs/>
-              </w:rPr>
-              <w:t xml:space="preserve">(max.500 words) </w:t>
-            </w:r>
-          </w:p>
-          <w:p>
-            <w:pPr>
-              <w:spacing w:before="120" w:after="120"/>
-              <w:rPr>
-                <w:shd w:val="clear" w:color="auto" w:fill="C5C5BD" w:themeFill="background2"/>
-              </w:rPr>
-            </w:pPr>
-            <w:r>
-              <w:rPr>
-                <w:shd w:val="clear" w:color="auto" w:fill="C5C5BD" w:themeFill="background2"/>
-              </w:rPr>
-              <w:t>Applicant</w:t>
-            </w:r>
-            <w:r>
-              <w:rPr>
-                <w:shd w:val="clear" w:color="auto" w:fill="C5C5BD" w:themeFill="background2"/>
-              </w:rPr>
-              <w:t xml:space="preserve"> enters </w:t>
-            </w:r>
-            <w:r>
-              <w:rPr>
-                <w:shd w:val="clear" w:color="auto" w:fill="C5C5BD" w:themeFill="background2"/>
-              </w:rPr>
-              <w:t xml:space="preserve">max. </w:t>
-            </w:r>
-            <w:proofErr w:type="gramStart"/>
-            <w:r>
-              <w:rPr>
-                <w:shd w:val="clear" w:color="auto" w:fill="C5C5BD" w:themeFill="background2"/>
-              </w:rPr>
-              <w:t>500</w:t>
-            </w:r>
-            <w:r>
-              <w:rPr>
-                <w:shd w:val="clear" w:color="auto" w:fill="C5C5BD" w:themeFill="background2"/>
-              </w:rPr>
-              <w:t xml:space="preserve"> word</w:t>
-            </w:r>
-            <w:proofErr w:type="gramEnd"/>
-            <w:r>
-              <w:rPr>
-                <w:shd w:val="clear" w:color="auto" w:fill="C5C5BD" w:themeFill="background2"/>
-              </w:rPr>
-              <w:t xml:space="preserve"> summary here.</w:t>
-            </w:r>
           </w:p>
         </w:tc>
       </w:tr>
@@ -868,7 +987,7 @@
 </file>
 
 <file path=word/endnotes.xml><?xml version="1.0" encoding="utf-8"?>
-<w:endnotes xmlns:wpc="http://schemas.microsoft.com/office/word/2010/wordprocessingCanvas" xmlns:cx="http://schemas.microsoft.com/office/drawing/2014/chartex" xmlns:cx1="http://schemas.microsoft.com/office/drawing/2015/9/8/chartex" xmlns:cx2="http://schemas.microsoft.com/office/drawing/2015/10/21/chartex" xmlns:cx3="http://schemas.microsoft.com/office/drawing/2016/5/9/chartex" xmlns:cx4="http://schemas.microsoft.com/office/drawing/2016/5/10/chartex" xmlns:cx5="http://schemas.microsoft.com/office/drawing/2016/5/11/chartex" xmlns:cx6="http://schemas.microsoft.com/office/drawing/2016/5/12/chartex" xmlns:cx7="http://schemas.microsoft.com/office/drawing/2016/5/13/chartex" xmlns:cx8="http://schemas.microsoft.com/office/drawing/2016/5/14/chartex" xmlns:mc="http://schemas.openxmlformats.org/markup-compatibility/2006" xmlns:aink="http://schemas.microsoft.com/office/drawing/2016/ink" xmlns:am3d="http://schemas.microsoft.com/office/drawing/2017/model3d" xmlns:o="urn:schemas-microsoft-com:office:office" xmlns:r="http://schemas.openxmlformats.org/officeDocument/2006/relationships" xmlns:m="http://schemas.openxmlformats.org/officeDocument/2006/math" xmlns:v="urn:schemas-microsoft-com:vml" xmlns:wp14="http://schemas.microsoft.com/office/word/2010/wordprocessingDrawing" xmlns:wp="http://schemas.openxmlformats.org/drawingml/2006/wordprocessingDrawing" xmlns:w10="urn:schemas-microsoft-com:office:word" xmlns:w="http://schemas.openxmlformats.org/wordprocessingml/2006/main" xmlns:w14="http://schemas.microsoft.com/office/word/2010/wordml" xmlns:w15="http://schemas.microsoft.com/office/word/2012/wordml" xmlns:w16cex="http://schemas.microsoft.com/office/word/2018/wordml/cex" xmlns:w16cid="http://schemas.microsoft.com/office/word/2016/wordml/cid" xmlns:w16="http://schemas.microsoft.com/office/word/2018/wordml" xmlns:w16sdtdh="http://schemas.microsoft.com/office/word/2020/wordml/sdtdatahash" xmlns:w16se="http://schemas.microsoft.com/office/word/2015/wordml/symex" xmlns:wpg="http://schemas.microsoft.com/office/word/2010/wordprocessingGroup" xmlns:wpi="http://schemas.microsoft.com/office/word/2010/wordprocessingInk" xmlns:wne="http://schemas.microsoft.com/office/word/2006/wordml" xmlns:wps="http://schemas.microsoft.com/office/word/2010/wordprocessingShape" mc:Ignorable="w14 w15 w16se w16cid w16 w16cex w16sdtdh wp14">
+<w:endnotes xmlns:wpc="http://schemas.microsoft.com/office/word/2010/wordprocessingCanvas" xmlns:cx="http://schemas.microsoft.com/office/drawing/2014/chartex" xmlns:cx1="http://schemas.microsoft.com/office/drawing/2015/9/8/chartex" xmlns:cx2="http://schemas.microsoft.com/office/drawing/2015/10/21/chartex" xmlns:cx3="http://schemas.microsoft.com/office/drawing/2016/5/9/chartex" xmlns:cx4="http://schemas.microsoft.com/office/drawing/2016/5/10/chartex" xmlns:cx5="http://schemas.microsoft.com/office/drawing/2016/5/11/chartex" xmlns:cx6="http://schemas.microsoft.com/office/drawing/2016/5/12/chartex" xmlns:cx7="http://schemas.microsoft.com/office/drawing/2016/5/13/chartex" xmlns:cx8="http://schemas.microsoft.com/office/drawing/2016/5/14/chartex" xmlns:mc="http://schemas.openxmlformats.org/markup-compatibility/2006" xmlns:aink="http://schemas.microsoft.com/office/drawing/2016/ink" xmlns:am3d="http://schemas.microsoft.com/office/drawing/2017/model3d" xmlns:o="urn:schemas-microsoft-com:office:office" xmlns:oel="http://schemas.microsoft.com/office/2019/extlst" xmlns:r="http://schemas.openxmlformats.org/officeDocument/2006/relationships" xmlns:m="http://schemas.openxmlformats.org/officeDocument/2006/math" xmlns:v="urn:schemas-microsoft-com:vml" xmlns:wp14="http://schemas.microsoft.com/office/word/2010/wordprocessingDrawing" xmlns:wp="http://schemas.openxmlformats.org/drawingml/2006/wordprocessingDrawing" xmlns:w10="urn:schemas-microsoft-com:office:word" xmlns:w="http://schemas.openxmlformats.org/wordprocessingml/2006/main" xmlns:w14="http://schemas.microsoft.com/office/word/2010/wordml" xmlns:w15="http://schemas.microsoft.com/office/word/2012/wordml" xmlns:w16cex="http://schemas.microsoft.com/office/word/2018/wordml/cex" xmlns:w16cid="http://schemas.microsoft.com/office/word/2016/wordml/cid" xmlns:w16="http://schemas.microsoft.com/office/word/2018/wordml" xmlns:w16du="http://schemas.microsoft.com/office/word/2023/wordml/word16du" xmlns:w16sdtdh="http://schemas.microsoft.com/office/word/2020/wordml/sdtdatahash" xmlns:w16sdtfl="http://schemas.microsoft.com/office/word/2024/wordml/sdtformatlock" xmlns:w16se="http://schemas.microsoft.com/office/word/2015/wordml/symex" xmlns:wpg="http://schemas.microsoft.com/office/word/2010/wordprocessingGroup" xmlns:wpi="http://schemas.microsoft.com/office/word/2010/wordprocessingInk" xmlns:wne="http://schemas.microsoft.com/office/word/2006/wordml" xmlns:wps="http://schemas.microsoft.com/office/word/2010/wordprocessingShape" mc:Ignorable="w14 w15 w16se w16cid w16 w16cex w16sdtdh w16sdtfl w16du wp14">
   <w:endnote w:type="separator" w:id="-1">
     <w:p>
       <w:r>
@@ -887,7 +1006,7 @@
 </file>
 
 <file path=word/footer1.xml><?xml version="1.0" encoding="utf-8"?>
-<w:ftr xmlns:wpc="http://schemas.microsoft.com/office/word/2010/wordprocessingCanvas" xmlns:cx="http://schemas.microsoft.com/office/drawing/2014/chartex" xmlns:cx1="http://schemas.microsoft.com/office/drawing/2015/9/8/chartex" xmlns:cx2="http://schemas.microsoft.com/office/drawing/2015/10/21/chartex" xmlns:cx3="http://schemas.microsoft.com/office/drawing/2016/5/9/chartex" xmlns:cx4="http://schemas.microsoft.com/office/drawing/2016/5/10/chartex" xmlns:cx5="http://schemas.microsoft.com/office/drawing/2016/5/11/chartex" xmlns:cx6="http://schemas.microsoft.com/office/drawing/2016/5/12/chartex" xmlns:cx7="http://schemas.microsoft.com/office/drawing/2016/5/13/chartex" xmlns:cx8="http://schemas.microsoft.com/office/drawing/2016/5/14/chartex" xmlns:mc="http://schemas.openxmlformats.org/markup-compatibility/2006" xmlns:aink="http://schemas.microsoft.com/office/drawing/2016/ink" xmlns:am3d="http://schemas.microsoft.com/office/drawing/2017/model3d" xmlns:o="urn:schemas-microsoft-com:office:office" xmlns:r="http://schemas.openxmlformats.org/officeDocument/2006/relationships" xmlns:m="http://schemas.openxmlformats.org/officeDocument/2006/math" xmlns:v="urn:schemas-microsoft-com:vml" xmlns:wp14="http://schemas.microsoft.com/office/word/2010/wordprocessingDrawing" xmlns:wp="http://schemas.openxmlformats.org/drawingml/2006/wordprocessingDrawing" xmlns:w10="urn:schemas-microsoft-com:office:word" xmlns:w="http://schemas.openxmlformats.org/wordprocessingml/2006/main" xmlns:w14="http://schemas.microsoft.com/office/word/2010/wordml" xmlns:w15="http://schemas.microsoft.com/office/word/2012/wordml" xmlns:w16cex="http://schemas.microsoft.com/office/word/2018/wordml/cex" xmlns:w16cid="http://schemas.microsoft.com/office/word/2016/wordml/cid" xmlns:w16="http://schemas.microsoft.com/office/word/2018/wordml" xmlns:w16sdtdh="http://schemas.microsoft.com/office/word/2020/wordml/sdtdatahash" xmlns:w16se="http://schemas.microsoft.com/office/word/2015/wordml/symex" xmlns:wpg="http://schemas.microsoft.com/office/word/2010/wordprocessingGroup" xmlns:wpi="http://schemas.microsoft.com/office/word/2010/wordprocessingInk" xmlns:wne="http://schemas.microsoft.com/office/word/2006/wordml" xmlns:wps="http://schemas.microsoft.com/office/word/2010/wordprocessingShape" mc:Ignorable="w14 w15 w16se w16cid w16 w16cex w16sdtdh wp14">
+<w:ftr xmlns:wpc="http://schemas.microsoft.com/office/word/2010/wordprocessingCanvas" xmlns:cx="http://schemas.microsoft.com/office/drawing/2014/chartex" xmlns:cx1="http://schemas.microsoft.com/office/drawing/2015/9/8/chartex" xmlns:cx2="http://schemas.microsoft.com/office/drawing/2015/10/21/chartex" xmlns:cx3="http://schemas.microsoft.com/office/drawing/2016/5/9/chartex" xmlns:cx4="http://schemas.microsoft.com/office/drawing/2016/5/10/chartex" xmlns:cx5="http://schemas.microsoft.com/office/drawing/2016/5/11/chartex" xmlns:cx6="http://schemas.microsoft.com/office/drawing/2016/5/12/chartex" xmlns:cx7="http://schemas.microsoft.com/office/drawing/2016/5/13/chartex" xmlns:cx8="http://schemas.microsoft.com/office/drawing/2016/5/14/chartex" xmlns:mc="http://schemas.openxmlformats.org/markup-compatibility/2006" xmlns:aink="http://schemas.microsoft.com/office/drawing/2016/ink" xmlns:am3d="http://schemas.microsoft.com/office/drawing/2017/model3d" xmlns:o="urn:schemas-microsoft-com:office:office" xmlns:oel="http://schemas.microsoft.com/office/2019/extlst" xmlns:r="http://schemas.openxmlformats.org/officeDocument/2006/relationships" xmlns:m="http://schemas.openxmlformats.org/officeDocument/2006/math" xmlns:v="urn:schemas-microsoft-com:vml" xmlns:wp14="http://schemas.microsoft.com/office/word/2010/wordprocessingDrawing" xmlns:wp="http://schemas.openxmlformats.org/drawingml/2006/wordprocessingDrawing" xmlns:w10="urn:schemas-microsoft-com:office:word" xmlns:w="http://schemas.openxmlformats.org/wordprocessingml/2006/main" xmlns:w14="http://schemas.microsoft.com/office/word/2010/wordml" xmlns:w15="http://schemas.microsoft.com/office/word/2012/wordml" xmlns:w16cex="http://schemas.microsoft.com/office/word/2018/wordml/cex" xmlns:w16cid="http://schemas.microsoft.com/office/word/2016/wordml/cid" xmlns:w16="http://schemas.microsoft.com/office/word/2018/wordml" xmlns:w16du="http://schemas.microsoft.com/office/word/2023/wordml/word16du" xmlns:w16sdtdh="http://schemas.microsoft.com/office/word/2020/wordml/sdtdatahash" xmlns:w16sdtfl="http://schemas.microsoft.com/office/word/2024/wordml/sdtformatlock" xmlns:w16se="http://schemas.microsoft.com/office/word/2015/wordml/symex" xmlns:wpg="http://schemas.microsoft.com/office/word/2010/wordprocessingGroup" xmlns:wpi="http://schemas.microsoft.com/office/word/2010/wordprocessingInk" xmlns:wne="http://schemas.microsoft.com/office/word/2006/wordml" xmlns:wps="http://schemas.microsoft.com/office/word/2010/wordprocessingShape" mc:Ignorable="w14 w15 w16se w16cid w16 w16cex w16sdtdh w16sdtfl w16du wp14">
   <w:p>
     <w:pPr>
       <w:pStyle w:val="Footer"/>
@@ -897,7 +1016,7 @@
 </file>
 
 <file path=word/footer2.xml><?xml version="1.0" encoding="utf-8"?>
-<w:ftr xmlns:wpc="http://schemas.microsoft.com/office/word/2010/wordprocessingCanvas" xmlns:cx="http://schemas.microsoft.com/office/drawing/2014/chartex" xmlns:cx1="http://schemas.microsoft.com/office/drawing/2015/9/8/chartex" xmlns:cx2="http://schemas.microsoft.com/office/drawing/2015/10/21/chartex" xmlns:cx3="http://schemas.microsoft.com/office/drawing/2016/5/9/chartex" xmlns:cx4="http://schemas.microsoft.com/office/drawing/2016/5/10/chartex" xmlns:cx5="http://schemas.microsoft.com/office/drawing/2016/5/11/chartex" xmlns:cx6="http://schemas.microsoft.com/office/drawing/2016/5/12/chartex" xmlns:cx7="http://schemas.microsoft.com/office/drawing/2016/5/13/chartex" xmlns:cx8="http://schemas.microsoft.com/office/drawing/2016/5/14/chartex" xmlns:mc="http://schemas.openxmlformats.org/markup-compatibility/2006" xmlns:aink="http://schemas.microsoft.com/office/drawing/2016/ink" xmlns:am3d="http://schemas.microsoft.com/office/drawing/2017/model3d" xmlns:o="urn:schemas-microsoft-com:office:office" xmlns:r="http://schemas.openxmlformats.org/officeDocument/2006/relationships" xmlns:m="http://schemas.openxmlformats.org/officeDocument/2006/math" xmlns:v="urn:schemas-microsoft-com:vml" xmlns:wp14="http://schemas.microsoft.com/office/word/2010/wordprocessingDrawing" xmlns:wp="http://schemas.openxmlformats.org/drawingml/2006/wordprocessingDrawing" xmlns:w10="urn:schemas-microsoft-com:office:word" xmlns:w="http://schemas.openxmlformats.org/wordprocessingml/2006/main" xmlns:w14="http://schemas.microsoft.com/office/word/2010/wordml" xmlns:w15="http://schemas.microsoft.com/office/word/2012/wordml" xmlns:w16cex="http://schemas.microsoft.com/office/word/2018/wordml/cex" xmlns:w16cid="http://schemas.microsoft.com/office/word/2016/wordml/cid" xmlns:w16="http://schemas.microsoft.com/office/word/2018/wordml" xmlns:w16sdtdh="http://schemas.microsoft.com/office/word/2020/wordml/sdtdatahash" xmlns:w16se="http://schemas.microsoft.com/office/word/2015/wordml/symex" xmlns:wpg="http://schemas.microsoft.com/office/word/2010/wordprocessingGroup" xmlns:wpi="http://schemas.microsoft.com/office/word/2010/wordprocessingInk" xmlns:wne="http://schemas.microsoft.com/office/word/2006/wordml" xmlns:wps="http://schemas.microsoft.com/office/word/2010/wordprocessingShape" mc:Ignorable="w14 w15 w16se w16cid w16 w16cex w16sdtdh wp14">
+<w:ftr xmlns:wpc="http://schemas.microsoft.com/office/word/2010/wordprocessingCanvas" xmlns:cx="http://schemas.microsoft.com/office/drawing/2014/chartex" xmlns:cx1="http://schemas.microsoft.com/office/drawing/2015/9/8/chartex" xmlns:cx2="http://schemas.microsoft.com/office/drawing/2015/10/21/chartex" xmlns:cx3="http://schemas.microsoft.com/office/drawing/2016/5/9/chartex" xmlns:cx4="http://schemas.microsoft.com/office/drawing/2016/5/10/chartex" xmlns:cx5="http://schemas.microsoft.com/office/drawing/2016/5/11/chartex" xmlns:cx6="http://schemas.microsoft.com/office/drawing/2016/5/12/chartex" xmlns:cx7="http://schemas.microsoft.com/office/drawing/2016/5/13/chartex" xmlns:cx8="http://schemas.microsoft.com/office/drawing/2016/5/14/chartex" xmlns:mc="http://schemas.openxmlformats.org/markup-compatibility/2006" xmlns:aink="http://schemas.microsoft.com/office/drawing/2016/ink" xmlns:am3d="http://schemas.microsoft.com/office/drawing/2017/model3d" xmlns:o="urn:schemas-microsoft-com:office:office" xmlns:oel="http://schemas.microsoft.com/office/2019/extlst" xmlns:r="http://schemas.openxmlformats.org/officeDocument/2006/relationships" xmlns:m="http://schemas.openxmlformats.org/officeDocument/2006/math" xmlns:v="urn:schemas-microsoft-com:vml" xmlns:wp14="http://schemas.microsoft.com/office/word/2010/wordprocessingDrawing" xmlns:wp="http://schemas.openxmlformats.org/drawingml/2006/wordprocessingDrawing" xmlns:w10="urn:schemas-microsoft-com:office:word" xmlns:w="http://schemas.openxmlformats.org/wordprocessingml/2006/main" xmlns:w14="http://schemas.microsoft.com/office/word/2010/wordml" xmlns:w15="http://schemas.microsoft.com/office/word/2012/wordml" xmlns:w16cex="http://schemas.microsoft.com/office/word/2018/wordml/cex" xmlns:w16cid="http://schemas.microsoft.com/office/word/2016/wordml/cid" xmlns:w16="http://schemas.microsoft.com/office/word/2018/wordml" xmlns:w16du="http://schemas.microsoft.com/office/word/2023/wordml/word16du" xmlns:w16sdtdh="http://schemas.microsoft.com/office/word/2020/wordml/sdtdatahash" xmlns:w16sdtfl="http://schemas.microsoft.com/office/word/2024/wordml/sdtformatlock" xmlns:w16se="http://schemas.microsoft.com/office/word/2015/wordml/symex" xmlns:wpg="http://schemas.microsoft.com/office/word/2010/wordprocessingGroup" xmlns:wpi="http://schemas.microsoft.com/office/word/2010/wordprocessingInk" xmlns:wne="http://schemas.microsoft.com/office/word/2006/wordml" xmlns:wps="http://schemas.microsoft.com/office/word/2010/wordprocessingShape" mc:Ignorable="w14 w15 w16se w16cid w16 w16cex w16sdtdh w16sdtfl w16du wp14">
   <w:p>
     <w:pPr>
       <w:pStyle w:val="Footer"/>
@@ -1103,7 +1222,7 @@
 </file>
 
 <file path=word/footer3.xml><?xml version="1.0" encoding="utf-8"?>
-<w:ftr xmlns:wpc="http://schemas.microsoft.com/office/word/2010/wordprocessingCanvas" xmlns:cx="http://schemas.microsoft.com/office/drawing/2014/chartex" xmlns:cx1="http://schemas.microsoft.com/office/drawing/2015/9/8/chartex" xmlns:cx2="http://schemas.microsoft.com/office/drawing/2015/10/21/chartex" xmlns:cx3="http://schemas.microsoft.com/office/drawing/2016/5/9/chartex" xmlns:cx4="http://schemas.microsoft.com/office/drawing/2016/5/10/chartex" xmlns:cx5="http://schemas.microsoft.com/office/drawing/2016/5/11/chartex" xmlns:cx6="http://schemas.microsoft.com/office/drawing/2016/5/12/chartex" xmlns:cx7="http://schemas.microsoft.com/office/drawing/2016/5/13/chartex" xmlns:cx8="http://schemas.microsoft.com/office/drawing/2016/5/14/chartex" xmlns:mc="http://schemas.openxmlformats.org/markup-compatibility/2006" xmlns:aink="http://schemas.microsoft.com/office/drawing/2016/ink" xmlns:am3d="http://schemas.microsoft.com/office/drawing/2017/model3d" xmlns:o="urn:schemas-microsoft-com:office:office" xmlns:r="http://schemas.openxmlformats.org/officeDocument/2006/relationships" xmlns:m="http://schemas.openxmlformats.org/officeDocument/2006/math" xmlns:v="urn:schemas-microsoft-com:vml" xmlns:wp14="http://schemas.microsoft.com/office/word/2010/wordprocessingDrawing" xmlns:wp="http://schemas.openxmlformats.org/drawingml/2006/wordprocessingDrawing" xmlns:w10="urn:schemas-microsoft-com:office:word" xmlns:w="http://schemas.openxmlformats.org/wordprocessingml/2006/main" xmlns:w14="http://schemas.microsoft.com/office/word/2010/wordml" xmlns:w15="http://schemas.microsoft.com/office/word/2012/wordml" xmlns:w16cex="http://schemas.microsoft.com/office/word/2018/wordml/cex" xmlns:w16cid="http://schemas.microsoft.com/office/word/2016/wordml/cid" xmlns:w16="http://schemas.microsoft.com/office/word/2018/wordml" xmlns:w16sdtdh="http://schemas.microsoft.com/office/word/2020/wordml/sdtdatahash" xmlns:w16se="http://schemas.microsoft.com/office/word/2015/wordml/symex" xmlns:wpg="http://schemas.microsoft.com/office/word/2010/wordprocessingGroup" xmlns:wpi="http://schemas.microsoft.com/office/word/2010/wordprocessingInk" xmlns:wne="http://schemas.microsoft.com/office/word/2006/wordml" xmlns:wps="http://schemas.microsoft.com/office/word/2010/wordprocessingShape" mc:Ignorable="w14 w15 w16se w16cid w16 w16cex w16sdtdh wp14">
+<w:ftr xmlns:wpc="http://schemas.microsoft.com/office/word/2010/wordprocessingCanvas" xmlns:cx="http://schemas.microsoft.com/office/drawing/2014/chartex" xmlns:cx1="http://schemas.microsoft.com/office/drawing/2015/9/8/chartex" xmlns:cx2="http://schemas.microsoft.com/office/drawing/2015/10/21/chartex" xmlns:cx3="http://schemas.microsoft.com/office/drawing/2016/5/9/chartex" xmlns:cx4="http://schemas.microsoft.com/office/drawing/2016/5/10/chartex" xmlns:cx5="http://schemas.microsoft.com/office/drawing/2016/5/11/chartex" xmlns:cx6="http://schemas.microsoft.com/office/drawing/2016/5/12/chartex" xmlns:cx7="http://schemas.microsoft.com/office/drawing/2016/5/13/chartex" xmlns:cx8="http://schemas.microsoft.com/office/drawing/2016/5/14/chartex" xmlns:mc="http://schemas.openxmlformats.org/markup-compatibility/2006" xmlns:aink="http://schemas.microsoft.com/office/drawing/2016/ink" xmlns:am3d="http://schemas.microsoft.com/office/drawing/2017/model3d" xmlns:o="urn:schemas-microsoft-com:office:office" xmlns:oel="http://schemas.microsoft.com/office/2019/extlst" xmlns:r="http://schemas.openxmlformats.org/officeDocument/2006/relationships" xmlns:m="http://schemas.openxmlformats.org/officeDocument/2006/math" xmlns:v="urn:schemas-microsoft-com:vml" xmlns:wp14="http://schemas.microsoft.com/office/word/2010/wordprocessingDrawing" xmlns:wp="http://schemas.openxmlformats.org/drawingml/2006/wordprocessingDrawing" xmlns:w10="urn:schemas-microsoft-com:office:word" xmlns:w="http://schemas.openxmlformats.org/wordprocessingml/2006/main" xmlns:w14="http://schemas.microsoft.com/office/word/2010/wordml" xmlns:w15="http://schemas.microsoft.com/office/word/2012/wordml" xmlns:w16cex="http://schemas.microsoft.com/office/word/2018/wordml/cex" xmlns:w16cid="http://schemas.microsoft.com/office/word/2016/wordml/cid" xmlns:w16="http://schemas.microsoft.com/office/word/2018/wordml" xmlns:w16du="http://schemas.microsoft.com/office/word/2023/wordml/word16du" xmlns:w16sdtdh="http://schemas.microsoft.com/office/word/2020/wordml/sdtdatahash" xmlns:w16sdtfl="http://schemas.microsoft.com/office/word/2024/wordml/sdtformatlock" xmlns:w16se="http://schemas.microsoft.com/office/word/2015/wordml/symex" xmlns:wpg="http://schemas.microsoft.com/office/word/2010/wordprocessingGroup" xmlns:wpi="http://schemas.microsoft.com/office/word/2010/wordprocessingInk" xmlns:wne="http://schemas.microsoft.com/office/word/2006/wordml" xmlns:wps="http://schemas.microsoft.com/office/word/2010/wordprocessingShape" mc:Ignorable="w14 w15 w16se w16cid w16 w16cex w16sdtdh w16sdtfl w16du wp14">
   <w:p>
     <w:pPr>
       <w:pStyle w:val="Footer"/>
@@ -1369,7 +1488,7 @@
 </file>
 
 <file path=word/footnotes.xml><?xml version="1.0" encoding="utf-8"?>
-<w:footnotes xmlns:wpc="http://schemas.microsoft.com/office/word/2010/wordprocessingCanvas" xmlns:cx="http://schemas.microsoft.com/office/drawing/2014/chartex" xmlns:cx1="http://schemas.microsoft.com/office/drawing/2015/9/8/chartex" xmlns:cx2="http://schemas.microsoft.com/office/drawing/2015/10/21/chartex" xmlns:cx3="http://schemas.microsoft.com/office/drawing/2016/5/9/chartex" xmlns:cx4="http://schemas.microsoft.com/office/drawing/2016/5/10/chartex" xmlns:cx5="http://schemas.microsoft.com/office/drawing/2016/5/11/chartex" xmlns:cx6="http://schemas.microsoft.com/office/drawing/2016/5/12/chartex" xmlns:cx7="http://schemas.microsoft.com/office/drawing/2016/5/13/chartex" xmlns:cx8="http://schemas.microsoft.com/office/drawing/2016/5/14/chartex" xmlns:mc="http://schemas.openxmlformats.org/markup-compatibility/2006" xmlns:aink="http://schemas.microsoft.com/office/drawing/2016/ink" xmlns:am3d="http://schemas.microsoft.com/office/drawing/2017/model3d" xmlns:o="urn:schemas-microsoft-com:office:office" xmlns:r="http://schemas.openxmlformats.org/officeDocument/2006/relationships" xmlns:m="http://schemas.openxmlformats.org/officeDocument/2006/math" xmlns:v="urn:schemas-microsoft-com:vml" xmlns:wp14="http://schemas.microsoft.com/office/word/2010/wordprocessingDrawing" xmlns:wp="http://schemas.openxmlformats.org/drawingml/2006/wordprocessingDrawing" xmlns:w10="urn:schemas-microsoft-com:office:word" xmlns:w="http://schemas.openxmlformats.org/wordprocessingml/2006/main" xmlns:w14="http://schemas.microsoft.com/office/word/2010/wordml" xmlns:w15="http://schemas.microsoft.com/office/word/2012/wordml" xmlns:w16cex="http://schemas.microsoft.com/office/word/2018/wordml/cex" xmlns:w16cid="http://schemas.microsoft.com/office/word/2016/wordml/cid" xmlns:w16="http://schemas.microsoft.com/office/word/2018/wordml" xmlns:w16sdtdh="http://schemas.microsoft.com/office/word/2020/wordml/sdtdatahash" xmlns:w16se="http://schemas.microsoft.com/office/word/2015/wordml/symex" xmlns:wpg="http://schemas.microsoft.com/office/word/2010/wordprocessingGroup" xmlns:wpi="http://schemas.microsoft.com/office/word/2010/wordprocessingInk" xmlns:wne="http://schemas.microsoft.com/office/word/2006/wordml" xmlns:wps="http://schemas.microsoft.com/office/word/2010/wordprocessingShape" mc:Ignorable="w14 w15 w16se w16cid w16 w16cex w16sdtdh wp14">
+<w:footnotes xmlns:wpc="http://schemas.microsoft.com/office/word/2010/wordprocessingCanvas" xmlns:cx="http://schemas.microsoft.com/office/drawing/2014/chartex" xmlns:cx1="http://schemas.microsoft.com/office/drawing/2015/9/8/chartex" xmlns:cx2="http://schemas.microsoft.com/office/drawing/2015/10/21/chartex" xmlns:cx3="http://schemas.microsoft.com/office/drawing/2016/5/9/chartex" xmlns:cx4="http://schemas.microsoft.com/office/drawing/2016/5/10/chartex" xmlns:cx5="http://schemas.microsoft.com/office/drawing/2016/5/11/chartex" xmlns:cx6="http://schemas.microsoft.com/office/drawing/2016/5/12/chartex" xmlns:cx7="http://schemas.microsoft.com/office/drawing/2016/5/13/chartex" xmlns:cx8="http://schemas.microsoft.com/office/drawing/2016/5/14/chartex" xmlns:mc="http://schemas.openxmlformats.org/markup-compatibility/2006" xmlns:aink="http://schemas.microsoft.com/office/drawing/2016/ink" xmlns:am3d="http://schemas.microsoft.com/office/drawing/2017/model3d" xmlns:o="urn:schemas-microsoft-com:office:office" xmlns:oel="http://schemas.microsoft.com/office/2019/extlst" xmlns:r="http://schemas.openxmlformats.org/officeDocument/2006/relationships" xmlns:m="http://schemas.openxmlformats.org/officeDocument/2006/math" xmlns:v="urn:schemas-microsoft-com:vml" xmlns:wp14="http://schemas.microsoft.com/office/word/2010/wordprocessingDrawing" xmlns:wp="http://schemas.openxmlformats.org/drawingml/2006/wordprocessingDrawing" xmlns:w10="urn:schemas-microsoft-com:office:word" xmlns:w="http://schemas.openxmlformats.org/wordprocessingml/2006/main" xmlns:w14="http://schemas.microsoft.com/office/word/2010/wordml" xmlns:w15="http://schemas.microsoft.com/office/word/2012/wordml" xmlns:w16cex="http://schemas.microsoft.com/office/word/2018/wordml/cex" xmlns:w16cid="http://schemas.microsoft.com/office/word/2016/wordml/cid" xmlns:w16="http://schemas.microsoft.com/office/word/2018/wordml" xmlns:w16du="http://schemas.microsoft.com/office/word/2023/wordml/word16du" xmlns:w16sdtdh="http://schemas.microsoft.com/office/word/2020/wordml/sdtdatahash" xmlns:w16sdtfl="http://schemas.microsoft.com/office/word/2024/wordml/sdtformatlock" xmlns:w16se="http://schemas.microsoft.com/office/word/2015/wordml/symex" xmlns:wpg="http://schemas.microsoft.com/office/word/2010/wordprocessingGroup" xmlns:wpi="http://schemas.microsoft.com/office/word/2010/wordprocessingInk" xmlns:wne="http://schemas.microsoft.com/office/word/2006/wordml" xmlns:wps="http://schemas.microsoft.com/office/word/2010/wordprocessingShape" mc:Ignorable="w14 w15 w16se w16cid w16 w16cex w16sdtdh w16sdtfl w16du wp14">
   <w:footnote w:type="separator" w:id="-1">
     <w:p>
       <w:r>
@@ -1471,7 +1590,7 @@
 </file>
 
 <file path=word/header1.xml><?xml version="1.0" encoding="utf-8"?>
-<w:hdr xmlns:wpc="http://schemas.microsoft.com/office/word/2010/wordprocessingCanvas" xmlns:cx="http://schemas.microsoft.com/office/drawing/2014/chartex" xmlns:cx1="http://schemas.microsoft.com/office/drawing/2015/9/8/chartex" xmlns:cx2="http://schemas.microsoft.com/office/drawing/2015/10/21/chartex" xmlns:cx3="http://schemas.microsoft.com/office/drawing/2016/5/9/chartex" xmlns:cx4="http://schemas.microsoft.com/office/drawing/2016/5/10/chartex" xmlns:cx5="http://schemas.microsoft.com/office/drawing/2016/5/11/chartex" xmlns:cx6="http://schemas.microsoft.com/office/drawing/2016/5/12/chartex" xmlns:cx7="http://schemas.microsoft.com/office/drawing/2016/5/13/chartex" xmlns:cx8="http://schemas.microsoft.com/office/drawing/2016/5/14/chartex" xmlns:mc="http://schemas.openxmlformats.org/markup-compatibility/2006" xmlns:aink="http://schemas.microsoft.com/office/drawing/2016/ink" xmlns:am3d="http://schemas.microsoft.com/office/drawing/2017/model3d" xmlns:o="urn:schemas-microsoft-com:office:office" xmlns:r="http://schemas.openxmlformats.org/officeDocument/2006/relationships" xmlns:m="http://schemas.openxmlformats.org/officeDocument/2006/math" xmlns:v="urn:schemas-microsoft-com:vml" xmlns:wp14="http://schemas.microsoft.com/office/word/2010/wordprocessingDrawing" xmlns:wp="http://schemas.openxmlformats.org/drawingml/2006/wordprocessingDrawing" xmlns:w10="urn:schemas-microsoft-com:office:word" xmlns:w="http://schemas.openxmlformats.org/wordprocessingml/2006/main" xmlns:w14="http://schemas.microsoft.com/office/word/2010/wordml" xmlns:w15="http://schemas.microsoft.com/office/word/2012/wordml" xmlns:w16cex="http://schemas.microsoft.com/office/word/2018/wordml/cex" xmlns:w16cid="http://schemas.microsoft.com/office/word/2016/wordml/cid" xmlns:w16="http://schemas.microsoft.com/office/word/2018/wordml" xmlns:w16sdtdh="http://schemas.microsoft.com/office/word/2020/wordml/sdtdatahash" xmlns:w16se="http://schemas.microsoft.com/office/word/2015/wordml/symex" xmlns:wpg="http://schemas.microsoft.com/office/word/2010/wordprocessingGroup" xmlns:wpi="http://schemas.microsoft.com/office/word/2010/wordprocessingInk" xmlns:wne="http://schemas.microsoft.com/office/word/2006/wordml" xmlns:wps="http://schemas.microsoft.com/office/word/2010/wordprocessingShape" mc:Ignorable="w14 w15 w16se w16cid w16 w16cex w16sdtdh wp14">
+<w:hdr xmlns:wpc="http://schemas.microsoft.com/office/word/2010/wordprocessingCanvas" xmlns:cx="http://schemas.microsoft.com/office/drawing/2014/chartex" xmlns:cx1="http://schemas.microsoft.com/office/drawing/2015/9/8/chartex" xmlns:cx2="http://schemas.microsoft.com/office/drawing/2015/10/21/chartex" xmlns:cx3="http://schemas.microsoft.com/office/drawing/2016/5/9/chartex" xmlns:cx4="http://schemas.microsoft.com/office/drawing/2016/5/10/chartex" xmlns:cx5="http://schemas.microsoft.com/office/drawing/2016/5/11/chartex" xmlns:cx6="http://schemas.microsoft.com/office/drawing/2016/5/12/chartex" xmlns:cx7="http://schemas.microsoft.com/office/drawing/2016/5/13/chartex" xmlns:cx8="http://schemas.microsoft.com/office/drawing/2016/5/14/chartex" xmlns:mc="http://schemas.openxmlformats.org/markup-compatibility/2006" xmlns:aink="http://schemas.microsoft.com/office/drawing/2016/ink" xmlns:am3d="http://schemas.microsoft.com/office/drawing/2017/model3d" xmlns:o="urn:schemas-microsoft-com:office:office" xmlns:oel="http://schemas.microsoft.com/office/2019/extlst" xmlns:r="http://schemas.openxmlformats.org/officeDocument/2006/relationships" xmlns:m="http://schemas.openxmlformats.org/officeDocument/2006/math" xmlns:v="urn:schemas-microsoft-com:vml" xmlns:wp14="http://schemas.microsoft.com/office/word/2010/wordprocessingDrawing" xmlns:wp="http://schemas.openxmlformats.org/drawingml/2006/wordprocessingDrawing" xmlns:w10="urn:schemas-microsoft-com:office:word" xmlns:w="http://schemas.openxmlformats.org/wordprocessingml/2006/main" xmlns:w14="http://schemas.microsoft.com/office/word/2010/wordml" xmlns:w15="http://schemas.microsoft.com/office/word/2012/wordml" xmlns:w16cex="http://schemas.microsoft.com/office/word/2018/wordml/cex" xmlns:w16cid="http://schemas.microsoft.com/office/word/2016/wordml/cid" xmlns:w16="http://schemas.microsoft.com/office/word/2018/wordml" xmlns:w16du="http://schemas.microsoft.com/office/word/2023/wordml/word16du" xmlns:w16sdtdh="http://schemas.microsoft.com/office/word/2020/wordml/sdtdatahash" xmlns:w16sdtfl="http://schemas.microsoft.com/office/word/2024/wordml/sdtformatlock" xmlns:w16se="http://schemas.microsoft.com/office/word/2015/wordml/symex" xmlns:wpg="http://schemas.microsoft.com/office/word/2010/wordprocessingGroup" xmlns:wpi="http://schemas.microsoft.com/office/word/2010/wordprocessingInk" xmlns:wne="http://schemas.microsoft.com/office/word/2006/wordml" xmlns:wps="http://schemas.microsoft.com/office/word/2010/wordprocessingShape" mc:Ignorable="w14 w15 w16se w16cid w16 w16cex w16sdtdh w16sdtfl w16du wp14">
   <w:p>
     <w:pPr>
       <w:pStyle w:val="Header"/>
@@ -1481,7 +1600,7 @@
 </file>
 
 <file path=word/header2.xml><?xml version="1.0" encoding="utf-8"?>
-<w:hdr xmlns:wpc="http://schemas.microsoft.com/office/word/2010/wordprocessingCanvas" xmlns:cx="http://schemas.microsoft.com/office/drawing/2014/chartex" xmlns:cx1="http://schemas.microsoft.com/office/drawing/2015/9/8/chartex" xmlns:cx2="http://schemas.microsoft.com/office/drawing/2015/10/21/chartex" xmlns:cx3="http://schemas.microsoft.com/office/drawing/2016/5/9/chartex" xmlns:cx4="http://schemas.microsoft.com/office/drawing/2016/5/10/chartex" xmlns:cx5="http://schemas.microsoft.com/office/drawing/2016/5/11/chartex" xmlns:cx6="http://schemas.microsoft.com/office/drawing/2016/5/12/chartex" xmlns:cx7="http://schemas.microsoft.com/office/drawing/2016/5/13/chartex" xmlns:cx8="http://schemas.microsoft.com/office/drawing/2016/5/14/chartex" xmlns:mc="http://schemas.openxmlformats.org/markup-compatibility/2006" xmlns:aink="http://schemas.microsoft.com/office/drawing/2016/ink" xmlns:am3d="http://schemas.microsoft.com/office/drawing/2017/model3d" xmlns:o="urn:schemas-microsoft-com:office:office" xmlns:r="http://schemas.openxmlformats.org/officeDocument/2006/relationships" xmlns:m="http://schemas.openxmlformats.org/officeDocument/2006/math" xmlns:v="urn:schemas-microsoft-com:vml" xmlns:wp14="http://schemas.microsoft.com/office/word/2010/wordprocessingDrawing" xmlns:wp="http://schemas.openxmlformats.org/drawingml/2006/wordprocessingDrawing" xmlns:w10="urn:schemas-microsoft-com:office:word" xmlns:w="http://schemas.openxmlformats.org/wordprocessingml/2006/main" xmlns:w14="http://schemas.microsoft.com/office/word/2010/wordml" xmlns:w15="http://schemas.microsoft.com/office/word/2012/wordml" xmlns:w16cex="http://schemas.microsoft.com/office/word/2018/wordml/cex" xmlns:w16cid="http://schemas.microsoft.com/office/word/2016/wordml/cid" xmlns:w16="http://schemas.microsoft.com/office/word/2018/wordml" xmlns:w16sdtdh="http://schemas.microsoft.com/office/word/2020/wordml/sdtdatahash" xmlns:w16se="http://schemas.microsoft.com/office/word/2015/wordml/symex" xmlns:wpg="http://schemas.microsoft.com/office/word/2010/wordprocessingGroup" xmlns:wpi="http://schemas.microsoft.com/office/word/2010/wordprocessingInk" xmlns:wne="http://schemas.microsoft.com/office/word/2006/wordml" xmlns:wps="http://schemas.microsoft.com/office/word/2010/wordprocessingShape" mc:Ignorable="w14 w15 w16se w16cid w16 w16cex w16sdtdh wp14">
+<w:hdr xmlns:wpc="http://schemas.microsoft.com/office/word/2010/wordprocessingCanvas" xmlns:cx="http://schemas.microsoft.com/office/drawing/2014/chartex" xmlns:cx1="http://schemas.microsoft.com/office/drawing/2015/9/8/chartex" xmlns:cx2="http://schemas.microsoft.com/office/drawing/2015/10/21/chartex" xmlns:cx3="http://schemas.microsoft.com/office/drawing/2016/5/9/chartex" xmlns:cx4="http://schemas.microsoft.com/office/drawing/2016/5/10/chartex" xmlns:cx5="http://schemas.microsoft.com/office/drawing/2016/5/11/chartex" xmlns:cx6="http://schemas.microsoft.com/office/drawing/2016/5/12/chartex" xmlns:cx7="http://schemas.microsoft.com/office/drawing/2016/5/13/chartex" xmlns:cx8="http://schemas.microsoft.com/office/drawing/2016/5/14/chartex" xmlns:mc="http://schemas.openxmlformats.org/markup-compatibility/2006" xmlns:aink="http://schemas.microsoft.com/office/drawing/2016/ink" xmlns:am3d="http://schemas.microsoft.com/office/drawing/2017/model3d" xmlns:o="urn:schemas-microsoft-com:office:office" xmlns:oel="http://schemas.microsoft.com/office/2019/extlst" xmlns:r="http://schemas.openxmlformats.org/officeDocument/2006/relationships" xmlns:m="http://schemas.openxmlformats.org/officeDocument/2006/math" xmlns:v="urn:schemas-microsoft-com:vml" xmlns:wp14="http://schemas.microsoft.com/office/word/2010/wordprocessingDrawing" xmlns:wp="http://schemas.openxmlformats.org/drawingml/2006/wordprocessingDrawing" xmlns:w10="urn:schemas-microsoft-com:office:word" xmlns:w="http://schemas.openxmlformats.org/wordprocessingml/2006/main" xmlns:w14="http://schemas.microsoft.com/office/word/2010/wordml" xmlns:w15="http://schemas.microsoft.com/office/word/2012/wordml" xmlns:w16cex="http://schemas.microsoft.com/office/word/2018/wordml/cex" xmlns:w16cid="http://schemas.microsoft.com/office/word/2016/wordml/cid" xmlns:w16="http://schemas.microsoft.com/office/word/2018/wordml" xmlns:w16du="http://schemas.microsoft.com/office/word/2023/wordml/word16du" xmlns:w16sdtdh="http://schemas.microsoft.com/office/word/2020/wordml/sdtdatahash" xmlns:w16sdtfl="http://schemas.microsoft.com/office/word/2024/wordml/sdtformatlock" xmlns:w16se="http://schemas.microsoft.com/office/word/2015/wordml/symex" xmlns:wpg="http://schemas.microsoft.com/office/word/2010/wordprocessingGroup" xmlns:wpi="http://schemas.microsoft.com/office/word/2010/wordprocessingInk" xmlns:wne="http://schemas.microsoft.com/office/word/2006/wordml" xmlns:wps="http://schemas.microsoft.com/office/word/2010/wordprocessingShape" mc:Ignorable="w14 w15 w16se w16cid w16 w16cex w16sdtdh w16sdtfl w16du wp14">
   <w:p>
     <w:pPr>
       <w:pStyle w:val="Header"/>
@@ -1552,7 +1671,7 @@
 </file>
 
 <file path=word/header3.xml><?xml version="1.0" encoding="utf-8"?>
-<w:hdr xmlns:wpc="http://schemas.microsoft.com/office/word/2010/wordprocessingCanvas" xmlns:cx="http://schemas.microsoft.com/office/drawing/2014/chartex" xmlns:cx1="http://schemas.microsoft.com/office/drawing/2015/9/8/chartex" xmlns:cx2="http://schemas.microsoft.com/office/drawing/2015/10/21/chartex" xmlns:cx3="http://schemas.microsoft.com/office/drawing/2016/5/9/chartex" xmlns:cx4="http://schemas.microsoft.com/office/drawing/2016/5/10/chartex" xmlns:cx5="http://schemas.microsoft.com/office/drawing/2016/5/11/chartex" xmlns:cx6="http://schemas.microsoft.com/office/drawing/2016/5/12/chartex" xmlns:cx7="http://schemas.microsoft.com/office/drawing/2016/5/13/chartex" xmlns:cx8="http://schemas.microsoft.com/office/drawing/2016/5/14/chartex" xmlns:mc="http://schemas.openxmlformats.org/markup-compatibility/2006" xmlns:aink="http://schemas.microsoft.com/office/drawing/2016/ink" xmlns:am3d="http://schemas.microsoft.com/office/drawing/2017/model3d" xmlns:o="urn:schemas-microsoft-com:office:office" xmlns:r="http://schemas.openxmlformats.org/officeDocument/2006/relationships" xmlns:m="http://schemas.openxmlformats.org/officeDocument/2006/math" xmlns:v="urn:schemas-microsoft-com:vml" xmlns:wp14="http://schemas.microsoft.com/office/word/2010/wordprocessingDrawing" xmlns:wp="http://schemas.openxmlformats.org/drawingml/2006/wordprocessingDrawing" xmlns:w10="urn:schemas-microsoft-com:office:word" xmlns:w="http://schemas.openxmlformats.org/wordprocessingml/2006/main" xmlns:w14="http://schemas.microsoft.com/office/word/2010/wordml" xmlns:w15="http://schemas.microsoft.com/office/word/2012/wordml" xmlns:w16cex="http://schemas.microsoft.com/office/word/2018/wordml/cex" xmlns:w16cid="http://schemas.microsoft.com/office/word/2016/wordml/cid" xmlns:w16="http://schemas.microsoft.com/office/word/2018/wordml" xmlns:w16sdtdh="http://schemas.microsoft.com/office/word/2020/wordml/sdtdatahash" xmlns:w16se="http://schemas.microsoft.com/office/word/2015/wordml/symex" xmlns:wpg="http://schemas.microsoft.com/office/word/2010/wordprocessingGroup" xmlns:wpi="http://schemas.microsoft.com/office/word/2010/wordprocessingInk" xmlns:wne="http://schemas.microsoft.com/office/word/2006/wordml" xmlns:wps="http://schemas.microsoft.com/office/word/2010/wordprocessingShape" mc:Ignorable="w14 w15 w16se w16cid w16 w16cex w16sdtdh wp14">
+<w:hdr xmlns:wpc="http://schemas.microsoft.com/office/word/2010/wordprocessingCanvas" xmlns:cx="http://schemas.microsoft.com/office/drawing/2014/chartex" xmlns:cx1="http://schemas.microsoft.com/office/drawing/2015/9/8/chartex" xmlns:cx2="http://schemas.microsoft.com/office/drawing/2015/10/21/chartex" xmlns:cx3="http://schemas.microsoft.com/office/drawing/2016/5/9/chartex" xmlns:cx4="http://schemas.microsoft.com/office/drawing/2016/5/10/chartex" xmlns:cx5="http://schemas.microsoft.com/office/drawing/2016/5/11/chartex" xmlns:cx6="http://schemas.microsoft.com/office/drawing/2016/5/12/chartex" xmlns:cx7="http://schemas.microsoft.com/office/drawing/2016/5/13/chartex" xmlns:cx8="http://schemas.microsoft.com/office/drawing/2016/5/14/chartex" xmlns:mc="http://schemas.openxmlformats.org/markup-compatibility/2006" xmlns:aink="http://schemas.microsoft.com/office/drawing/2016/ink" xmlns:am3d="http://schemas.microsoft.com/office/drawing/2017/model3d" xmlns:o="urn:schemas-microsoft-com:office:office" xmlns:oel="http://schemas.microsoft.com/office/2019/extlst" xmlns:r="http://schemas.openxmlformats.org/officeDocument/2006/relationships" xmlns:m="http://schemas.openxmlformats.org/officeDocument/2006/math" xmlns:v="urn:schemas-microsoft-com:vml" xmlns:wp14="http://schemas.microsoft.com/office/word/2010/wordprocessingDrawing" xmlns:wp="http://schemas.openxmlformats.org/drawingml/2006/wordprocessingDrawing" xmlns:w10="urn:schemas-microsoft-com:office:word" xmlns:w="http://schemas.openxmlformats.org/wordprocessingml/2006/main" xmlns:w14="http://schemas.microsoft.com/office/word/2010/wordml" xmlns:w15="http://schemas.microsoft.com/office/word/2012/wordml" xmlns:w16cex="http://schemas.microsoft.com/office/word/2018/wordml/cex" xmlns:w16cid="http://schemas.microsoft.com/office/word/2016/wordml/cid" xmlns:w16="http://schemas.microsoft.com/office/word/2018/wordml" xmlns:w16du="http://schemas.microsoft.com/office/word/2023/wordml/word16du" xmlns:w16sdtdh="http://schemas.microsoft.com/office/word/2020/wordml/sdtdatahash" xmlns:w16sdtfl="http://schemas.microsoft.com/office/word/2024/wordml/sdtformatlock" xmlns:w16se="http://schemas.microsoft.com/office/word/2015/wordml/symex" xmlns:wpg="http://schemas.microsoft.com/office/word/2010/wordprocessingGroup" xmlns:wpi="http://schemas.microsoft.com/office/word/2010/wordprocessingInk" xmlns:wne="http://schemas.microsoft.com/office/word/2006/wordml" xmlns:wps="http://schemas.microsoft.com/office/word/2010/wordprocessingShape" mc:Ignorable="w14 w15 w16se w16cid w16 w16cex w16sdtdh w16sdtfl w16du wp14">
   <w:p>
     <w:pPr>
       <w:pStyle w:val="Header"/>
@@ -1653,7 +1772,7 @@
 </file>
 
 <file path=word/numbering.xml><?xml version="1.0" encoding="utf-8"?>
-<w:numbering xmlns:wpc="http://schemas.microsoft.com/office/word/2010/wordprocessingCanvas" xmlns:cx="http://schemas.microsoft.com/office/drawing/2014/chartex" xmlns:cx1="http://schemas.microsoft.com/office/drawing/2015/9/8/chartex" xmlns:cx2="http://schemas.microsoft.com/office/drawing/2015/10/21/chartex" xmlns:cx3="http://schemas.microsoft.com/office/drawing/2016/5/9/chartex" xmlns:cx4="http://schemas.microsoft.com/office/drawing/2016/5/10/chartex" xmlns:cx5="http://schemas.microsoft.com/office/drawing/2016/5/11/chartex" xmlns:cx6="http://schemas.microsoft.com/office/drawing/2016/5/12/chartex" xmlns:cx7="http://schemas.microsoft.com/office/drawing/2016/5/13/chartex" xmlns:cx8="http://schemas.microsoft.com/office/drawing/2016/5/14/chartex" xmlns:mc="http://schemas.openxmlformats.org/markup-compatibility/2006" xmlns:aink="http://schemas.microsoft.com/office/drawing/2016/ink" xmlns:am3d="http://schemas.microsoft.com/office/drawing/2017/model3d" xmlns:o="urn:schemas-microsoft-com:office:office" xmlns:r="http://schemas.openxmlformats.org/officeDocument/2006/relationships" xmlns:m="http://schemas.openxmlformats.org/officeDocument/2006/math" xmlns:v="urn:schemas-microsoft-com:vml" xmlns:wp14="http://schemas.microsoft.com/office/word/2010/wordprocessingDrawing" xmlns:wp="http://schemas.openxmlformats.org/drawingml/2006/wordprocessingDrawing" xmlns:w10="urn:schemas-microsoft-com:office:word" xmlns:w="http://schemas.openxmlformats.org/wordprocessingml/2006/main" xmlns:w14="http://schemas.microsoft.com/office/word/2010/wordml" xmlns:w15="http://schemas.microsoft.com/office/word/2012/wordml" xmlns:w16cex="http://schemas.microsoft.com/office/word/2018/wordml/cex" xmlns:w16cid="http://schemas.microsoft.com/office/word/2016/wordml/cid" xmlns:w16="http://schemas.microsoft.com/office/word/2018/wordml" xmlns:w16sdtdh="http://schemas.microsoft.com/office/word/2020/wordml/sdtdatahash" xmlns:w16se="http://schemas.microsoft.com/office/word/2015/wordml/symex" xmlns:wpg="http://schemas.microsoft.com/office/word/2010/wordprocessingGroup" xmlns:wpi="http://schemas.microsoft.com/office/word/2010/wordprocessingInk" xmlns:wne="http://schemas.microsoft.com/office/word/2006/wordml" xmlns:wps="http://schemas.microsoft.com/office/word/2010/wordprocessingShape" mc:Ignorable="w14 w15 w16se w16cid w16 w16cex w16sdtdh wp14">
+<w:numbering xmlns:wpc="http://schemas.microsoft.com/office/word/2010/wordprocessingCanvas" xmlns:cx="http://schemas.microsoft.com/office/drawing/2014/chartex" xmlns:cx1="http://schemas.microsoft.com/office/drawing/2015/9/8/chartex" xmlns:cx2="http://schemas.microsoft.com/office/drawing/2015/10/21/chartex" xmlns:cx3="http://schemas.microsoft.com/office/drawing/2016/5/9/chartex" xmlns:cx4="http://schemas.microsoft.com/office/drawing/2016/5/10/chartex" xmlns:cx5="http://schemas.microsoft.com/office/drawing/2016/5/11/chartex" xmlns:cx6="http://schemas.microsoft.com/office/drawing/2016/5/12/chartex" xmlns:cx7="http://schemas.microsoft.com/office/drawing/2016/5/13/chartex" xmlns:cx8="http://schemas.microsoft.com/office/drawing/2016/5/14/chartex" xmlns:mc="http://schemas.openxmlformats.org/markup-compatibility/2006" xmlns:aink="http://schemas.microsoft.com/office/drawing/2016/ink" xmlns:am3d="http://schemas.microsoft.com/office/drawing/2017/model3d" xmlns:o="urn:schemas-microsoft-com:office:office" xmlns:oel="http://schemas.microsoft.com/office/2019/extlst" xmlns:r="http://schemas.openxmlformats.org/officeDocument/2006/relationships" xmlns:m="http://schemas.openxmlformats.org/officeDocument/2006/math" xmlns:v="urn:schemas-microsoft-com:vml" xmlns:wp14="http://schemas.microsoft.com/office/word/2010/wordprocessingDrawing" xmlns:wp="http://schemas.openxmlformats.org/drawingml/2006/wordprocessingDrawing" xmlns:w10="urn:schemas-microsoft-com:office:word" xmlns:w="http://schemas.openxmlformats.org/wordprocessingml/2006/main" xmlns:w14="http://schemas.microsoft.com/office/word/2010/wordml" xmlns:w15="http://schemas.microsoft.com/office/word/2012/wordml" xmlns:w16cex="http://schemas.microsoft.com/office/word/2018/wordml/cex" xmlns:w16cid="http://schemas.microsoft.com/office/word/2016/wordml/cid" xmlns:w16="http://schemas.microsoft.com/office/word/2018/wordml" xmlns:w16du="http://schemas.microsoft.com/office/word/2023/wordml/word16du" xmlns:w16sdtdh="http://schemas.microsoft.com/office/word/2020/wordml/sdtdatahash" xmlns:w16sdtfl="http://schemas.microsoft.com/office/word/2024/wordml/sdtformatlock" xmlns:w16se="http://schemas.microsoft.com/office/word/2015/wordml/symex" xmlns:wpg="http://schemas.microsoft.com/office/word/2010/wordprocessingGroup" xmlns:wpi="http://schemas.microsoft.com/office/word/2010/wordprocessingInk" xmlns:wne="http://schemas.microsoft.com/office/word/2006/wordml" xmlns:wps="http://schemas.microsoft.com/office/word/2010/wordprocessingShape" mc:Ignorable="w14 w15 w16se w16cid w16 w16cex w16sdtdh w16sdtfl w16du wp14">
   <w:numPicBullet w:numPicBulletId="0">
     <w:pict>
       <v:shapetype id="_x0000_t75" coordsize="21600,21600" o:spt="75" o:preferrelative="t" path="m@4@5l@4@11@9@11@9@5xe" filled="f" stroked="f">
@@ -1675,7 +1794,7 @@
         <v:path o:extrusionok="f" gradientshapeok="t" o:connecttype="rect"/>
         <o:lock v:ext="edit" aspectratio="t"/>
       </v:shapetype>
-      <v:shape id="_x0000_i1104" type="#_x0000_t75" style="width:101.25pt;height:101.25pt" o:bullet="t">
+      <v:shape id="_x0000_i1662" type="#_x0000_t75" style="width:101.45pt;height:101.45pt" o:bullet="t">
         <v:imagedata r:id="rId1" o:title="point"/>
       </v:shape>
     </w:pict>
@@ -4454,88 +4573,88 @@
       </w:rPr>
     </w:lvl>
   </w:abstractNum>
-  <w:num w:numId="1">
+  <w:num w:numId="1" w16cid:durableId="1860390219">
     <w:abstractNumId w:val="17"/>
   </w:num>
-  <w:num w:numId="2">
+  <w:num w:numId="2" w16cid:durableId="1296059175">
     <w:abstractNumId w:val="24"/>
   </w:num>
-  <w:num w:numId="3">
+  <w:num w:numId="3" w16cid:durableId="709191011">
     <w:abstractNumId w:val="25"/>
   </w:num>
-  <w:num w:numId="4">
+  <w:num w:numId="4" w16cid:durableId="1951862578">
     <w:abstractNumId w:val="22"/>
   </w:num>
-  <w:num w:numId="5">
+  <w:num w:numId="5" w16cid:durableId="1578706114">
     <w:abstractNumId w:val="12"/>
   </w:num>
-  <w:num w:numId="6">
+  <w:num w:numId="6" w16cid:durableId="1395277044">
     <w:abstractNumId w:val="4"/>
   </w:num>
-  <w:num w:numId="7">
+  <w:num w:numId="7" w16cid:durableId="333187519">
     <w:abstractNumId w:val="5"/>
   </w:num>
-  <w:num w:numId="8">
+  <w:num w:numId="8" w16cid:durableId="409929038">
     <w:abstractNumId w:val="6"/>
   </w:num>
-  <w:num w:numId="9">
+  <w:num w:numId="9" w16cid:durableId="1059206225">
     <w:abstractNumId w:val="7"/>
   </w:num>
-  <w:num w:numId="10">
+  <w:num w:numId="10" w16cid:durableId="1818643130">
     <w:abstractNumId w:val="9"/>
   </w:num>
-  <w:num w:numId="11">
+  <w:num w:numId="11" w16cid:durableId="203565072">
     <w:abstractNumId w:val="0"/>
   </w:num>
-  <w:num w:numId="12">
+  <w:num w:numId="12" w16cid:durableId="201209856">
     <w:abstractNumId w:val="1"/>
   </w:num>
-  <w:num w:numId="13">
+  <w:num w:numId="13" w16cid:durableId="809858213">
     <w:abstractNumId w:val="2"/>
   </w:num>
-  <w:num w:numId="14">
+  <w:num w:numId="14" w16cid:durableId="1593319785">
     <w:abstractNumId w:val="3"/>
   </w:num>
-  <w:num w:numId="15">
+  <w:num w:numId="15" w16cid:durableId="1389651024">
     <w:abstractNumId w:val="8"/>
   </w:num>
-  <w:num w:numId="16">
+  <w:num w:numId="16" w16cid:durableId="202065386">
     <w:abstractNumId w:val="28"/>
   </w:num>
-  <w:num w:numId="17">
+  <w:num w:numId="17" w16cid:durableId="2050106462">
     <w:abstractNumId w:val="32"/>
   </w:num>
-  <w:num w:numId="18">
+  <w:num w:numId="18" w16cid:durableId="125398322">
     <w:abstractNumId w:val="18"/>
   </w:num>
-  <w:num w:numId="19">
+  <w:num w:numId="19" w16cid:durableId="1466581022">
     <w:abstractNumId w:val="20"/>
   </w:num>
-  <w:num w:numId="20">
+  <w:num w:numId="20" w16cid:durableId="77948739">
     <w:abstractNumId w:val="10"/>
   </w:num>
-  <w:num w:numId="21">
+  <w:num w:numId="21" w16cid:durableId="1293445239">
     <w:abstractNumId w:val="27"/>
   </w:num>
-  <w:num w:numId="22">
+  <w:num w:numId="22" w16cid:durableId="1505628362">
     <w:abstractNumId w:val="23"/>
   </w:num>
-  <w:num w:numId="23">
+  <w:num w:numId="23" w16cid:durableId="1712025500">
     <w:abstractNumId w:val="15"/>
   </w:num>
-  <w:num w:numId="24">
+  <w:num w:numId="24" w16cid:durableId="235358421">
     <w:abstractNumId w:val="30"/>
   </w:num>
-  <w:num w:numId="25">
+  <w:num w:numId="25" w16cid:durableId="1799758790">
     <w:abstractNumId w:val="16"/>
   </w:num>
-  <w:num w:numId="26">
+  <w:num w:numId="26" w16cid:durableId="1770732245">
     <w:abstractNumId w:val="31"/>
   </w:num>
-  <w:num w:numId="27">
+  <w:num w:numId="27" w16cid:durableId="630479712">
     <w:abstractNumId w:val="13"/>
   </w:num>
-  <w:num w:numId="28">
+  <w:num w:numId="28" w16cid:durableId="758722058">
     <w:abstractNumId w:val="32"/>
     <w:lvlOverride w:ilvl="0">
       <w:startOverride w:val="1"/>
@@ -4565,25 +4684,25 @@
       <w:startOverride w:val="1"/>
     </w:lvlOverride>
   </w:num>
-  <w:num w:numId="29">
+  <w:num w:numId="29" w16cid:durableId="673191794">
     <w:abstractNumId w:val="14"/>
   </w:num>
-  <w:num w:numId="30">
+  <w:num w:numId="30" w16cid:durableId="1546679202">
     <w:abstractNumId w:val="21"/>
   </w:num>
-  <w:num w:numId="31">
+  <w:num w:numId="31" w16cid:durableId="1335261646">
     <w:abstractNumId w:val="33"/>
   </w:num>
-  <w:num w:numId="32">
+  <w:num w:numId="32" w16cid:durableId="128481977">
     <w:abstractNumId w:val="26"/>
   </w:num>
-  <w:num w:numId="33">
+  <w:num w:numId="33" w16cid:durableId="1606225554">
     <w:abstractNumId w:val="19"/>
   </w:num>
-  <w:num w:numId="34">
+  <w:num w:numId="34" w16cid:durableId="1940674065">
     <w:abstractNumId w:val="29"/>
   </w:num>
-  <w:num w:numId="35">
+  <w:num w:numId="35" w16cid:durableId="248078580">
     <w:abstractNumId w:val="11"/>
   </w:num>
   <w:numIdMacAtCleanup w:val="5"/>
@@ -4591,7 +4710,7 @@
 </file>
 
 <file path=word/styles.xml><?xml version="1.0" encoding="utf-8"?>
-<w:styles xmlns:mc="http://schemas.openxmlformats.org/markup-compatibility/2006" xmlns:r="http://schemas.openxmlformats.org/officeDocument/2006/relationships" xmlns:w="http://schemas.openxmlformats.org/wordprocessingml/2006/main" xmlns:w14="http://schemas.microsoft.com/office/word/2010/wordml" xmlns:w15="http://schemas.microsoft.com/office/word/2012/wordml" xmlns:w16cex="http://schemas.microsoft.com/office/word/2018/wordml/cex" xmlns:w16cid="http://schemas.microsoft.com/office/word/2016/wordml/cid" xmlns:w16="http://schemas.microsoft.com/office/word/2018/wordml" xmlns:w16sdtdh="http://schemas.microsoft.com/office/word/2020/wordml/sdtdatahash" xmlns:w16se="http://schemas.microsoft.com/office/word/2015/wordml/symex" mc:Ignorable="w14 w15 w16se w16cid w16 w16cex w16sdtdh">
+<w:styles xmlns:mc="http://schemas.openxmlformats.org/markup-compatibility/2006" xmlns:r="http://schemas.openxmlformats.org/officeDocument/2006/relationships" xmlns:w="http://schemas.openxmlformats.org/wordprocessingml/2006/main" xmlns:w14="http://schemas.microsoft.com/office/word/2010/wordml" xmlns:w15="http://schemas.microsoft.com/office/word/2012/wordml" xmlns:w16cex="http://schemas.microsoft.com/office/word/2018/wordml/cex" xmlns:w16cid="http://schemas.microsoft.com/office/word/2016/wordml/cid" xmlns:w16="http://schemas.microsoft.com/office/word/2018/wordml" xmlns:w16du="http://schemas.microsoft.com/office/word/2023/wordml/word16du" xmlns:w16sdtdh="http://schemas.microsoft.com/office/word/2020/wordml/sdtdatahash" xmlns:w16sdtfl="http://schemas.microsoft.com/office/word/2024/wordml/sdtformatlock" xmlns:w16se="http://schemas.microsoft.com/office/word/2015/wordml/symex" mc:Ignorable="w14 w15 w16se w16cid w16 w16cex w16sdtdh w16sdtfl w16du">
   <w:docDefaults>
     <w:rPrDefault>
       <w:rPr>
@@ -6479,23 +6598,7 @@
 </file>
 
 <file path=customXml/item1.xml><?xml version="1.0" encoding="utf-8"?>
-<p:properties xmlns:p="http://schemas.microsoft.com/office/2006/metadata/properties" xmlns:xsi="http://www.w3.org/2001/XMLSchema-instance" xmlns:pc="http://schemas.microsoft.com/office/infopath/2007/PartnerControls">
-  <documentManagement>
-    <TaxCatchAll xmlns="89e9d2b6-e0bd-4c31-b232-e887486b9f7a" xsi:nil="true"/>
-    <nae73cb6769f4a7f9271b45194c652bb xmlns="89e9d2b6-e0bd-4c31-b232-e887486b9f7a">
-      <Terms xmlns="http://schemas.microsoft.com/office/infopath/2007/PartnerControls"/>
-    </nae73cb6769f4a7f9271b45194c652bb>
-    <i00b8442aa7a4cf9a71eeeca23012327 xmlns="89e9d2b6-e0bd-4c31-b232-e887486b9f7a">
-      <Terms xmlns="http://schemas.microsoft.com/office/infopath/2007/PartnerControls"/>
-    </i00b8442aa7a4cf9a71eeeca23012327>
-    <Document_x0020_Status xmlns="89e9d2b6-e0bd-4c31-b232-e887486b9f7a" xsi:nil="true"/>
-    <Confidential1 xmlns="89e9d2b6-e0bd-4c31-b232-e887486b9f7a">false</Confidential1>
-    <fca2ec1b797f4b5f8f8c86f331133d6a xmlns="89e9d2b6-e0bd-4c31-b232-e887486b9f7a">
-      <Terms xmlns="http://schemas.microsoft.com/office/infopath/2007/PartnerControls"/>
-    </fca2ec1b797f4b5f8f8c86f331133d6a>
-    <Obsolete xmlns="89e9d2b6-e0bd-4c31-b232-e887486b9f7a">false</Obsolete>
-  </documentManagement>
-</p:properties>
+<b:Sources xmlns:b="http://schemas.openxmlformats.org/officeDocument/2006/bibliography" xmlns="http://schemas.openxmlformats.org/officeDocument/2006/bibliography" SelectedStyle="/APASixthEditionOfficeOnline.xsl" StyleName="APA"/>
 </file>
 
 <file path=customXml/item2.xml><?xml version="1.0" encoding="utf-8"?>
@@ -6781,7 +6884,23 @@
 </file>
 
 <file path=customXml/item3.xml><?xml version="1.0" encoding="utf-8"?>
-<b:Sources xmlns:b="http://schemas.openxmlformats.org/officeDocument/2006/bibliography" xmlns="http://schemas.openxmlformats.org/officeDocument/2006/bibliography" SelectedStyle="/APASixthEditionOfficeOnline.xsl" StyleName="APA"/>
+<p:properties xmlns:p="http://schemas.microsoft.com/office/2006/metadata/properties" xmlns:xsi="http://www.w3.org/2001/XMLSchema-instance" xmlns:pc="http://schemas.microsoft.com/office/infopath/2007/PartnerControls">
+  <documentManagement>
+    <TaxCatchAll xmlns="89e9d2b6-e0bd-4c31-b232-e887486b9f7a" xsi:nil="true"/>
+    <nae73cb6769f4a7f9271b45194c652bb xmlns="89e9d2b6-e0bd-4c31-b232-e887486b9f7a">
+      <Terms xmlns="http://schemas.microsoft.com/office/infopath/2007/PartnerControls"/>
+    </nae73cb6769f4a7f9271b45194c652bb>
+    <i00b8442aa7a4cf9a71eeeca23012327 xmlns="89e9d2b6-e0bd-4c31-b232-e887486b9f7a">
+      <Terms xmlns="http://schemas.microsoft.com/office/infopath/2007/PartnerControls"/>
+    </i00b8442aa7a4cf9a71eeeca23012327>
+    <Document_x0020_Status xmlns="89e9d2b6-e0bd-4c31-b232-e887486b9f7a" xsi:nil="true"/>
+    <Confidential1 xmlns="89e9d2b6-e0bd-4c31-b232-e887486b9f7a">false</Confidential1>
+    <fca2ec1b797f4b5f8f8c86f331133d6a xmlns="89e9d2b6-e0bd-4c31-b232-e887486b9f7a">
+      <Terms xmlns="http://schemas.microsoft.com/office/infopath/2007/PartnerControls"/>
+    </fca2ec1b797f4b5f8f8c86f331133d6a>
+    <Obsolete xmlns="89e9d2b6-e0bd-4c31-b232-e887486b9f7a">false</Obsolete>
+  </documentManagement>
+</p:properties>
 </file>
 
 <file path=customXml/item4.xml><?xml version="1.0" encoding="utf-8"?>
@@ -6794,11 +6913,9 @@
 </file>
 
 <file path=customXml/itemProps1.xml><?xml version="1.0" encoding="utf-8"?>
-<ds:datastoreItem xmlns:ds="http://schemas.openxmlformats.org/officeDocument/2006/customXml" ds:itemID="{BB42FEB8-477B-4856-B54A-DEFEE3AB4638}">
+<ds:datastoreItem xmlns:ds="http://schemas.openxmlformats.org/officeDocument/2006/customXml" ds:itemID="{A68DA67B-E741-479E-BDF8-B44F227CB738}">
   <ds:schemaRefs>
-    <ds:schemaRef ds:uri="http://schemas.microsoft.com/office/2006/metadata/properties"/>
-    <ds:schemaRef ds:uri="http://schemas.microsoft.com/office/infopath/2007/PartnerControls"/>
-    <ds:schemaRef ds:uri="89e9d2b6-e0bd-4c31-b232-e887486b9f7a"/>
+    <ds:schemaRef ds:uri="http://schemas.openxmlformats.org/officeDocument/2006/bibliography"/>
   </ds:schemaRefs>
 </ds:datastoreItem>
 </file>
@@ -6823,9 +6940,11 @@
 </file>
 
 <file path=customXml/itemProps3.xml><?xml version="1.0" encoding="utf-8"?>
-<ds:datastoreItem xmlns:ds="http://schemas.openxmlformats.org/officeDocument/2006/customXml" ds:itemID="{A68DA67B-E741-479E-BDF8-B44F227CB738}">
+<ds:datastoreItem xmlns:ds="http://schemas.openxmlformats.org/officeDocument/2006/customXml" ds:itemID="{BB42FEB8-477B-4856-B54A-DEFEE3AB4638}">
   <ds:schemaRefs>
-    <ds:schemaRef ds:uri="http://schemas.openxmlformats.org/officeDocument/2006/bibliography"/>
+    <ds:schemaRef ds:uri="http://schemas.microsoft.com/office/2006/metadata/properties"/>
+    <ds:schemaRef ds:uri="http://schemas.microsoft.com/office/infopath/2007/PartnerControls"/>
+    <ds:schemaRef ds:uri="89e9d2b6-e0bd-4c31-b232-e887486b9f7a"/>
   </ds:schemaRefs>
 </ds:datastoreItem>
 </file>
